--- a/projects/ciszupy/docs/docx/SECURITY.docx
+++ b/projects/ciszupy/docs/docx/SECURITY.docx
@@ -7,7 +7,7 @@
         <w:pStyle w:val="FirstParagraph"/>
       </w:pPr>
       <w:r>
-        <w:t xml:space="preserve">CISZUBOT - DOCUMENTACIÓN OFICIAL</w:t>
+        <w:t xml:space="preserve">CISZUPY - DOCUMENTACIÓN OFICIAL</w:t>
       </w:r>
       <w:r>
         <w:t xml:space="preserve"> </w:t>
@@ -19,19 +19,19 @@
         <w:t xml:space="preserve"> </w:t>
       </w:r>
       <w:r>
-        <w:t xml:space="preserve">Versión: 2.5.5</w:t>
-      </w:r>
-      <w:r>
-        <w:t xml:space="preserve"> </w:t>
-      </w:r>
-      <w:r>
-        <w:t xml:space="preserve">Actualización: 2026-07-28</w:t>
-      </w:r>
-      <w:r>
-        <w:t xml:space="preserve"> </w:t>
-      </w:r>
-      <w:r>
-        <w:t xml:space="preserve">Identificador: SECURITY_V2.5.5_2026_07_28_ciszubot</w:t>
+        <w:t xml:space="preserve">Versión: 0.1.0</w:t>
+      </w:r>
+      <w:r>
+        <w:t xml:space="preserve"> </w:t>
+      </w:r>
+      <w:r>
+        <w:t xml:space="preserve">Actualización: 2026-09-17</w:t>
+      </w:r>
+      <w:r>
+        <w:t xml:space="preserve"> </w:t>
+      </w:r>
+      <w:r>
+        <w:t xml:space="preserve">Identificador: SECURITY_V0.1.0_2026_09_17_ciszupy</w:t>
       </w:r>
     </w:p>
     <w:p>
@@ -62,7 +62,7 @@
         <w:pStyle w:val="BodyText"/>
       </w:pPr>
       <w:r>
-        <w:t xml:space="preserve">SEGURIDAD DEL BOT</w:t>
+        <w:t xml:space="preserve">SEGURIDAD DEL PAQUETE</w:t>
       </w:r>
     </w:p>
     <w:p>
@@ -70,25 +70,25 @@
         <w:pStyle w:val="BodyText"/>
       </w:pPr>
       <w:r>
-        <w:t xml:space="preserve">TOKEN Y CREDENCIALES:</w:t>
-      </w:r>
-      <w:r>
-        <w:t xml:space="preserve"> </w:t>
-      </w:r>
-      <w:r>
-        <w:t xml:space="preserve">- El token de Discord se almacena en .env (no versionado)</w:t>
-      </w:r>
-      <w:r>
-        <w:t xml:space="preserve"> </w:t>
-      </w:r>
-      <w:r>
-        <w:t xml:space="preserve">- Variables requeridas: DISCORD_TOKEN, CLIENT_ID, GUILD_ID</w:t>
-      </w:r>
-      <w:r>
-        <w:t xml:space="preserve"> </w:t>
-      </w:r>
-      <w:r>
-        <w:t xml:space="preserve">- No compartir el token ni commitearlo</w:t>
+        <w:t xml:space="preserve">DEPENDENCIAS:</w:t>
+      </w:r>
+      <w:r>
+        <w:t xml:space="preserve"> </w:t>
+      </w:r>
+      <w:r>
+        <w:t xml:space="preserve">- Mantener las dependencias actualizadas con Poetry</w:t>
+      </w:r>
+      <w:r>
+        <w:t xml:space="preserve"> </w:t>
+      </w:r>
+      <w:r>
+        <w:t xml:space="preserve">- Revisar pip audit o pip-audit regularmente</w:t>
+      </w:r>
+      <w:r>
+        <w:t xml:space="preserve"> </w:t>
+      </w:r>
+      <w:r>
+        <w:t xml:space="preserve">- No instalar paquetes sin verificar su origen</w:t>
       </w:r>
     </w:p>
     <w:p>
@@ -96,19 +96,25 @@
         <w:pStyle w:val="BodyText"/>
       </w:pPr>
       <w:r>
-        <w:t xml:space="preserve">PANEL DE ADMINISTRACIÓN:</w:t>
-      </w:r>
-      <w:r>
-        <w:t xml:space="preserve"> </w:t>
-      </w:r>
-      <w:r>
-        <w:t xml:space="preserve">- Express corre en localhost:5000 (no expuesto públicamente)</w:t>
-      </w:r>
-      <w:r>
-        <w:t xml:space="preserve"> </w:t>
-      </w:r>
-      <w:r>
-        <w:t xml:space="preserve">- No agregar rutas sensibles sin autenticación</w:t>
+        <w:t xml:space="preserve">DISTRIBUCIÓN:</w:t>
+      </w:r>
+      <w:r>
+        <w:t xml:space="preserve"> </w:t>
+      </w:r>
+      <w:r>
+        <w:t xml:space="preserve">- Las releases se publican via Trusted Publishing en PyPI</w:t>
+      </w:r>
+      <w:r>
+        <w:t xml:space="preserve"> </w:t>
+      </w:r>
+      <w:r>
+        <w:t xml:space="preserve">- No incluir secrets ni datos sensibles en el paquete</w:t>
+      </w:r>
+      <w:r>
+        <w:t xml:space="preserve"> </w:t>
+      </w:r>
+      <w:r>
+        <w:t xml:space="preserve">- El source code es público en GitHub</w:t>
       </w:r>
     </w:p>
     <w:p>
@@ -122,45 +128,19 @@
         <w:t xml:space="preserve"> </w:t>
       </w:r>
       <w:r>
-        <w:t xml:space="preserve">- confess publica el mensaje y elimina el original (anonimato)</w:t>
-      </w:r>
-      <w:r>
-        <w:t xml:space="preserve"> </w:t>
-      </w:r>
-      <w:r>
-        <w:t xml:space="preserve">- No almacenar confesiones en base de datos</w:t>
-      </w:r>
-      <w:r>
-        <w:t xml:space="preserve"> </w:t>
-      </w:r>
-      <w:r>
         <w:t xml:space="preserve">- Validar entradas del usuario en todos los comandos</w:t>
       </w:r>
-    </w:p>
-    <w:p>
-      <w:pPr>
-        <w:pStyle w:val="BodyText"/>
-      </w:pPr>
-      <w:r>
-        <w:t xml:space="preserve">DEPENDENCIAS:</w:t>
-      </w:r>
-      <w:r>
-        <w:t xml:space="preserve"> </w:t>
-      </w:r>
-      <w:r>
-        <w:t xml:space="preserve">- Mantener discord.js y express actualizados</w:t>
-      </w:r>
-      <w:r>
-        <w:t xml:space="preserve"> </w:t>
-      </w:r>
-      <w:r>
-        <w:t xml:space="preserve">- Ejecutar npm audit regularmente</w:t>
-      </w:r>
-      <w:r>
-        <w:t xml:space="preserve"> </w:t>
-      </w:r>
-      <w:r>
-        <w:t xml:space="preserve">- Usar pnpm con ignore-scripts=true</w:t>
+      <w:r>
+        <w:t xml:space="preserve"> </w:t>
+      </w:r>
+      <w:r>
+        <w:t xml:space="preserve">- No ejecutar código externo sin validación</w:t>
+      </w:r>
+      <w:r>
+        <w:t xml:space="preserve"> </w:t>
+      </w:r>
+      <w:r>
+        <w:t xml:space="preserve">- Mantener errores legibles pero sin exponer paths sensibles</w:t>
       </w:r>
     </w:p>
     <w:p>
@@ -183,7 +163,7 @@
         <w:pStyle w:val="BodyText"/>
       </w:pPr>
       <w:r>
-        <w:t xml:space="preserve">BOT SECURITY</w:t>
+        <w:t xml:space="preserve">PACKAGE SECURITY</w:t>
       </w:r>
     </w:p>
     <w:p>
@@ -191,25 +171,25 @@
         <w:pStyle w:val="BodyText"/>
       </w:pPr>
       <w:r>
-        <w:t xml:space="preserve">TOKEN AND CREDENTIALS:</w:t>
-      </w:r>
-      <w:r>
-        <w:t xml:space="preserve"> </w:t>
-      </w:r>
-      <w:r>
-        <w:t xml:space="preserve">- The Discord token is stored in .env (not versioned)</w:t>
-      </w:r>
-      <w:r>
-        <w:t xml:space="preserve"> </w:t>
-      </w:r>
-      <w:r>
-        <w:t xml:space="preserve">- Required variables: DISCORD_TOKEN, CLIENT_ID, GUILD_ID</w:t>
-      </w:r>
-      <w:r>
-        <w:t xml:space="preserve"> </w:t>
-      </w:r>
-      <w:r>
-        <w:t xml:space="preserve">- Do not share the token or commit it</w:t>
+        <w:t xml:space="preserve">DEPENDENCIES:</w:t>
+      </w:r>
+      <w:r>
+        <w:t xml:space="preserve"> </w:t>
+      </w:r>
+      <w:r>
+        <w:t xml:space="preserve">- Keep dependencies updated with Poetry</w:t>
+      </w:r>
+      <w:r>
+        <w:t xml:space="preserve"> </w:t>
+      </w:r>
+      <w:r>
+        <w:t xml:space="preserve">- Review pip audit or pip-audit regularly</w:t>
+      </w:r>
+      <w:r>
+        <w:t xml:space="preserve"> </w:t>
+      </w:r>
+      <w:r>
+        <w:t xml:space="preserve">- Do not install packages without verifying their origin</w:t>
       </w:r>
     </w:p>
     <w:p>
@@ -217,19 +197,25 @@
         <w:pStyle w:val="BodyText"/>
       </w:pPr>
       <w:r>
-        <w:t xml:space="preserve">ADMIN PANEL:</w:t>
-      </w:r>
-      <w:r>
-        <w:t xml:space="preserve"> </w:t>
-      </w:r>
-      <w:r>
-        <w:t xml:space="preserve">- Express runs on localhost:5000 (not publicly exposed)</w:t>
-      </w:r>
-      <w:r>
-        <w:t xml:space="preserve"> </w:t>
-      </w:r>
-      <w:r>
-        <w:t xml:space="preserve">- Do not add sensitive routes without authentication</w:t>
+        <w:t xml:space="preserve">DISTRIBUTION:</w:t>
+      </w:r>
+      <w:r>
+        <w:t xml:space="preserve"> </w:t>
+      </w:r>
+      <w:r>
+        <w:t xml:space="preserve">- Releases are published via Trusted Publishing on PyPI</w:t>
+      </w:r>
+      <w:r>
+        <w:t xml:space="preserve"> </w:t>
+      </w:r>
+      <w:r>
+        <w:t xml:space="preserve">- Do not include secrets or sensitive data in the package</w:t>
+      </w:r>
+      <w:r>
+        <w:t xml:space="preserve"> </w:t>
+      </w:r>
+      <w:r>
+        <w:t xml:space="preserve">- Source code is public on GitHub</w:t>
       </w:r>
     </w:p>
     <w:p>
@@ -243,45 +229,19 @@
         <w:t xml:space="preserve"> </w:t>
       </w:r>
       <w:r>
-        <w:t xml:space="preserve">- confess posts the message and deletes the original (anonymous)</w:t>
-      </w:r>
-      <w:r>
-        <w:t xml:space="preserve"> </w:t>
-      </w:r>
-      <w:r>
-        <w:t xml:space="preserve">- Do not store confessions in a database</w:t>
-      </w:r>
-      <w:r>
-        <w:t xml:space="preserve"> </w:t>
-      </w:r>
-      <w:r>
         <w:t xml:space="preserve">- Validate user input on all commands</w:t>
       </w:r>
-    </w:p>
-    <w:p>
-      <w:pPr>
-        <w:pStyle w:val="BodyText"/>
-      </w:pPr>
-      <w:r>
-        <w:t xml:space="preserve">DEPENDENCIES:</w:t>
-      </w:r>
-      <w:r>
-        <w:t xml:space="preserve"> </w:t>
-      </w:r>
-      <w:r>
-        <w:t xml:space="preserve">- Keep discord.js and express updated</w:t>
-      </w:r>
-      <w:r>
-        <w:t xml:space="preserve"> </w:t>
-      </w:r>
-      <w:r>
-        <w:t xml:space="preserve">- Run npm audit regularly</w:t>
-      </w:r>
-      <w:r>
-        <w:t xml:space="preserve"> </w:t>
-      </w:r>
-      <w:r>
-        <w:t xml:space="preserve">- Use pnpm with ignore-scripts=true</w:t>
+      <w:r>
+        <w:t xml:space="preserve"> </w:t>
+      </w:r>
+      <w:r>
+        <w:t xml:space="preserve">- Do not execute external code without validation</w:t>
+      </w:r>
+      <w:r>
+        <w:t xml:space="preserve"> </w:t>
+      </w:r>
+      <w:r>
+        <w:t xml:space="preserve">- Keep errors readable but without exposing sensitive paths</w:t>
       </w:r>
     </w:p>
     <w:sectPr>
